--- a/Steps_Prisma.docx
+++ b/Steps_Prisma.docx
@@ -59,7 +59,10 @@
     </w:p>
     <w:p>
       <w:r>
-        <w:t>8.npm I</w:t>
+        <w:t xml:space="preserve">8.npm </w:t>
+      </w:r>
+      <w:r>
+        <w:t>i</w:t>
       </w:r>
       <w:r>
         <w:t>nstall</w:t>
@@ -148,13 +151,7 @@
         <w:t>1</w:t>
       </w:r>
       <w:r>
-        <w:t xml:space="preserve">. </w:t>
-      </w:r>
-      <w:r>
-        <w:t>npx prisma db push</w:t>
-      </w:r>
-      <w:r>
-        <w:t xml:space="preserve">  sync th</w:t>
+        <w:t>. npx prisma db push  sync th</w:t>
       </w:r>
       <w:r>
         <w:t>e column with index and push the schema to database</w:t>
@@ -775,6 +772,7 @@
   <w:style w:type="character" w:default="1" w:styleId="DefaultParagraphFont">
     <w:name w:val="Default Paragraph Font"/>
     <w:uiPriority w:val="1"/>
+    <w:semiHidden/>
     <w:unhideWhenUsed/>
   </w:style>
   <w:style w:type="table" w:default="1" w:styleId="TableNormal">
